--- a/websec_summary.docx
+++ b/websec_summary.docx
@@ -128,6 +128,8 @@
       </w:r>
       <w:r>
         <w:rPr>
+          <w:b/>
+          <w:color w:val="C05500"/>
           <w:sz w:val="19"/>
         </w:rPr>
         <w:t xml:space="preserve">protecting </w:t>
@@ -152,6 +154,8 @@
       </w:r>
       <w:r>
         <w:rPr>
+          <w:b/>
+          <w:color w:val="C00000"/>
           <w:sz w:val="19"/>
         </w:rPr>
         <w:t xml:space="preserve">attackers, </w:t>
@@ -220,6 +224,8 @@
       </w:r>
       <w:r>
         <w:rPr>
+          <w:b/>
+          <w:color w:val="C00000"/>
           <w:sz w:val="19"/>
         </w:rPr>
         <w:t xml:space="preserve">unauthorized </w:t>
@@ -268,6 +274,8 @@
       </w:r>
       <w:r>
         <w:rPr>
+          <w:b/>
+          <w:color w:val="C05500"/>
           <w:sz w:val="19"/>
         </w:rPr>
         <w:t xml:space="preserve">security </w:t>
@@ -286,6 +294,8 @@
       </w:r>
       <w:r>
         <w:rPr>
+          <w:b/>
+          <w:color w:val="C00000"/>
           <w:sz w:val="19"/>
         </w:rPr>
         <w:t xml:space="preserve">illicit </w:t>
@@ -354,6 +364,8 @@
       </w:r>
       <w:r>
         <w:rPr>
+          <w:b/>
+          <w:color w:val="C05500"/>
           <w:sz w:val="19"/>
         </w:rPr>
         <w:t xml:space="preserve">key </w:t>
@@ -378,6 +390,8 @@
       </w:r>
       <w:r>
         <w:rPr>
+          <w:b/>
+          <w:color w:val="C05500"/>
           <w:sz w:val="19"/>
         </w:rPr>
         <w:t xml:space="preserve">key </w:t>
@@ -396,6 +410,8 @@
       </w:r>
       <w:r>
         <w:rPr>
+          <w:b/>
+          <w:color w:val="C05500"/>
           <w:sz w:val="19"/>
         </w:rPr>
         <w:t xml:space="preserve">encryption </w:t>
@@ -408,6 +424,8 @@
       </w:r>
       <w:r>
         <w:rPr>
+          <w:b/>
+          <w:color w:val="C05500"/>
           <w:sz w:val="19"/>
         </w:rPr>
         <w:t xml:space="preserve">decryption. </w:t>
@@ -476,12 +494,16 @@
       </w:r>
       <w:r>
         <w:rPr>
+          <w:b/>
+          <w:color w:val="C05500"/>
           <w:sz w:val="19"/>
         </w:rPr>
         <w:t xml:space="preserve">cryptographic </w:t>
       </w:r>
       <w:r>
         <w:rPr>
+          <w:b/>
+          <w:color w:val="C05500"/>
           <w:sz w:val="19"/>
         </w:rPr>
         <w:t xml:space="preserve">key </w:t>
@@ -500,6 +522,8 @@
       </w:r>
       <w:r>
         <w:rPr>
+          <w:b/>
+          <w:color w:val="C05500"/>
           <w:sz w:val="19"/>
         </w:rPr>
         <w:t xml:space="preserve">encryption </w:t>
@@ -512,6 +536,8 @@
       </w:r>
       <w:r>
         <w:rPr>
+          <w:b/>
+          <w:color w:val="C05500"/>
           <w:sz w:val="19"/>
         </w:rPr>
         <w:t xml:space="preserve">decryption. </w:t>
@@ -542,6 +568,8 @@
       </w:r>
       <w:r>
         <w:rPr>
+          <w:b/>
+          <w:color w:val="C05500"/>
           <w:sz w:val="19"/>
         </w:rPr>
         <w:t xml:space="preserve">securing </w:t>
@@ -820,6 +848,8 @@
       </w:r>
       <w:r>
         <w:rPr>
+          <w:b/>
+          <w:color w:val="C05500"/>
           <w:sz w:val="19"/>
         </w:rPr>
         <w:t xml:space="preserve">security </w:t>
@@ -948,6 +978,8 @@
       </w:r>
       <w:r>
         <w:rPr>
+          <w:b/>
+          <w:color w:val="C05500"/>
           <w:sz w:val="19"/>
         </w:rPr>
         <w:t xml:space="preserve">security. </w:t>
@@ -1119,6 +1151,8 @@
       </w:r>
       <w:r>
         <w:rPr>
+          <w:b/>
+          <w:color w:val="C00000"/>
           <w:sz w:val="19"/>
         </w:rPr>
         <w:t xml:space="preserve">hacking. </w:t>
@@ -1137,6 +1171,8 @@
       </w:r>
       <w:r>
         <w:rPr>
+          <w:b/>
+          <w:color w:val="C00000"/>
           <w:sz w:val="19"/>
         </w:rPr>
         <w:t xml:space="preserve">hackers, </w:t>
@@ -1161,6 +1197,8 @@
       </w:r>
       <w:r>
         <w:rPr>
+          <w:b/>
+          <w:color w:val="C05500"/>
           <w:sz w:val="19"/>
         </w:rPr>
         <w:t xml:space="preserve">security </w:t>
@@ -1463,6 +1501,8 @@
       </w:r>
       <w:r>
         <w:rPr>
+          <w:b/>
+          <w:color w:val="C00000"/>
           <w:sz w:val="19"/>
         </w:rPr>
         <w:t xml:space="preserve">Deceiving </w:t>
@@ -1541,6 +1581,8 @@
       </w:r>
       <w:r>
         <w:rPr>
+          <w:b/>
+          <w:color w:val="C00000"/>
           <w:sz w:val="19"/>
         </w:rPr>
         <w:t xml:space="preserve">leaking </w:t>
@@ -1827,6 +1869,8 @@
       </w:r>
       <w:r>
         <w:rPr>
+          <w:b/>
+          <w:color w:val="C00000"/>
           <w:sz w:val="19"/>
         </w:rPr>
         <w:t xml:space="preserve">hack. </w:t>
@@ -2070,6 +2114,8 @@
       </w:r>
       <w:r>
         <w:rPr>
+          <w:b/>
+          <w:color w:val="C00000"/>
           <w:sz w:val="19"/>
         </w:rPr>
         <w:t xml:space="preserve">attack </w:t>
@@ -2142,6 +2188,8 @@
       </w:r>
       <w:r>
         <w:rPr>
+          <w:b/>
+          <w:color w:val="C00000"/>
           <w:sz w:val="19"/>
         </w:rPr>
         <w:t xml:space="preserve">exposing </w:t>
@@ -2353,6 +2401,8 @@
       </w:r>
       <w:r>
         <w:rPr>
+          <w:b/>
+          <w:color w:val="C05500"/>
           <w:sz w:val="19"/>
         </w:rPr>
         <w:t xml:space="preserve">certificates, </w:t>
@@ -2409,6 +2459,8 @@
       </w:r>
       <w:r>
         <w:rPr>
+          <w:b/>
+          <w:color w:val="C00000"/>
           <w:sz w:val="19"/>
         </w:rPr>
         <w:t xml:space="preserve">(leaked </w:t>
@@ -2421,6 +2473,8 @@
       </w:r>
       <w:r>
         <w:rPr>
+          <w:b/>
+          <w:color w:val="C00000"/>
           <w:sz w:val="19"/>
         </w:rPr>
         <w:t xml:space="preserve">exposed </w:t>
@@ -2452,6 +2506,8 @@
       </w:r>
       <w:r>
         <w:rPr>
+          <w:b/>
+          <w:color w:val="C00000"/>
           <w:sz w:val="19"/>
         </w:rPr>
         <w:t xml:space="preserve">Attacks </w:t>
@@ -2501,6 +2557,8 @@
       </w:r>
       <w:r>
         <w:rPr>
+          <w:b/>
+          <w:color w:val="C00000"/>
           <w:sz w:val="19"/>
         </w:rPr>
         <w:t xml:space="preserve">Attacks </w:t>
@@ -3288,6 +3346,8 @@
       </w:r>
       <w:r>
         <w:rPr>
+          <w:b/>
+          <w:color w:val="C05500"/>
           <w:sz w:val="19"/>
         </w:rPr>
         <w:t xml:space="preserve">security </w:t>
@@ -3312,6 +3372,8 @@
       </w:r>
       <w:r>
         <w:rPr>
+          <w:b/>
+          <w:color w:val="C00000"/>
           <w:sz w:val="19"/>
         </w:rPr>
         <w:t xml:space="preserve">attack </w:t>
@@ -3344,6 +3406,8 @@
       </w:r>
       <w:r>
         <w:rPr>
+          <w:b/>
+          <w:color w:val="C00000"/>
           <w:sz w:val="19"/>
         </w:rPr>
         <w:t xml:space="preserve">Vulnerabilities </w:t>
@@ -3392,12 +3456,16 @@
       </w:r>
       <w:r>
         <w:rPr>
+          <w:b/>
+          <w:color w:val="C00000"/>
           <w:sz w:val="19"/>
         </w:rPr>
         <w:t xml:space="preserve">vulnerabilities. </w:t>
       </w:r>
       <w:r>
         <w:rPr>
+          <w:b/>
+          <w:color w:val="C00000"/>
           <w:sz w:val="19"/>
         </w:rPr>
         <w:t xml:space="preserve">Attackers </w:t>
@@ -3416,6 +3484,8 @@
       </w:r>
       <w:r>
         <w:rPr>
+          <w:b/>
+          <w:color w:val="C00000"/>
           <w:sz w:val="19"/>
         </w:rPr>
         <w:t xml:space="preserve">exploits </w:t>
@@ -3570,6 +3640,8 @@
       </w:r>
       <w:r>
         <w:rPr>
+          <w:b/>
+          <w:color w:val="C00000"/>
           <w:sz w:val="19"/>
         </w:rPr>
         <w:t xml:space="preserve">vulnerability </w:t>
@@ -3588,6 +3660,8 @@
       </w:r>
       <w:r>
         <w:rPr>
+          <w:b/>
+          <w:color w:val="C00000"/>
           <w:sz w:val="19"/>
         </w:rPr>
         <w:t xml:space="preserve">attacker </w:t>
@@ -3682,6 +3756,8 @@
       </w:r>
       <w:r>
         <w:rPr>
+          <w:b/>
+          <w:color w:val="C00000"/>
           <w:sz w:val="19"/>
         </w:rPr>
         <w:t xml:space="preserve">Denial </w:t>
@@ -3706,6 +3782,8 @@
       </w:r>
       <w:r>
         <w:rPr>
+          <w:b/>
+          <w:color w:val="C00000"/>
           <w:sz w:val="19"/>
         </w:rPr>
         <w:t xml:space="preserve">exploits </w:t>
@@ -3863,6 +3941,8 @@
       </w:r>
       <w:r>
         <w:rPr>
+          <w:b/>
+          <w:color w:val="C00000"/>
           <w:sz w:val="19"/>
         </w:rPr>
         <w:t xml:space="preserve">vulnerabilities </w:t>
@@ -3957,6 +4037,8 @@
       </w:r>
       <w:r>
         <w:rPr>
+          <w:b/>
+          <w:color w:val="C00000"/>
           <w:sz w:val="19"/>
         </w:rPr>
         <w:t xml:space="preserve">vulnerability </w:t>
@@ -3993,6 +4075,8 @@
       </w:r>
       <w:r>
         <w:rPr>
+          <w:b/>
+          <w:color w:val="C00000"/>
           <w:sz w:val="19"/>
         </w:rPr>
         <w:t xml:space="preserve">vulnerabilities </w:t>
@@ -4039,6 +4123,8 @@
       </w:r>
       <w:r>
         <w:rPr>
+          <w:b/>
+          <w:color w:val="C05500"/>
           <w:sz w:val="19"/>
         </w:rPr>
         <w:t xml:space="preserve">security </w:t>
@@ -4083,6 +4169,8 @@
       </w:r>
       <w:r>
         <w:rPr>
+          <w:b/>
+          <w:color w:val="C00000"/>
           <w:sz w:val="19"/>
         </w:rPr>
         <w:t xml:space="preserve">Insecure: </w:t>
@@ -4095,6 +4183,8 @@
       </w:r>
       <w:r>
         <w:rPr>
+          <w:b/>
+          <w:color w:val="C05500"/>
           <w:sz w:val="19"/>
         </w:rPr>
         <w:t xml:space="preserve">security </w:t>
@@ -4183,6 +4273,8 @@
       </w:r>
       <w:r>
         <w:rPr>
+          <w:b/>
+          <w:color w:val="C00000"/>
           <w:sz w:val="19"/>
         </w:rPr>
         <w:t xml:space="preserve">risk </w:t>
@@ -4257,6 +4349,8 @@
       </w:r>
       <w:r>
         <w:rPr>
+          <w:b/>
+          <w:color w:val="C00000"/>
           <w:sz w:val="19"/>
         </w:rPr>
         <w:t xml:space="preserve">attack </w:t>
@@ -4456,6 +4550,8 @@
       </w:r>
       <w:r>
         <w:rPr>
+          <w:b/>
+          <w:color w:val="C00000"/>
           <w:sz w:val="19"/>
         </w:rPr>
         <w:t xml:space="preserve">Attacker </w:t>
@@ -4468,6 +4564,8 @@
       </w:r>
       <w:r>
         <w:rPr>
+          <w:b/>
+          <w:color w:val="C00000"/>
           <w:sz w:val="19"/>
         </w:rPr>
         <w:t xml:space="preserve">malicious </w:t>
@@ -4566,6 +4664,8 @@
       </w:r>
       <w:r>
         <w:rPr>
+          <w:b/>
+          <w:color w:val="C05500"/>
           <w:sz w:val="19"/>
         </w:rPr>
         <w:t xml:space="preserve">authenticated </w:t>
@@ -4602,6 +4702,8 @@
       </w:r>
       <w:r>
         <w:rPr>
+          <w:b/>
+          <w:color w:val="C00000"/>
           <w:sz w:val="19"/>
         </w:rPr>
         <w:t xml:space="preserve">malicious </w:t>
@@ -4666,6 +4768,8 @@
       </w:r>
       <w:r>
         <w:rPr>
+          <w:b/>
+          <w:color w:val="C00000"/>
           <w:sz w:val="19"/>
         </w:rPr>
         <w:t xml:space="preserve">Attack </w:t>
@@ -4696,6 +4800,8 @@
       </w:r>
       <w:r>
         <w:rPr>
+          <w:b/>
+          <w:color w:val="C00000"/>
           <w:sz w:val="19"/>
         </w:rPr>
         <w:t xml:space="preserve">attacker </w:t>
@@ -4788,12 +4894,16 @@
       </w:r>
       <w:r>
         <w:rPr>
+          <w:b/>
+          <w:color w:val="C00000"/>
           <w:sz w:val="19"/>
         </w:rPr>
         <w:t xml:space="preserve">Injecting </w:t>
       </w:r>
       <w:r>
         <w:rPr>
+          <w:b/>
+          <w:color w:val="C00000"/>
           <w:sz w:val="19"/>
         </w:rPr>
         <w:t xml:space="preserve">malicious </w:t>
@@ -4842,6 +4952,8 @@
       </w:r>
       <w:r>
         <w:rPr>
+          <w:b/>
+          <w:color w:val="C00000"/>
           <w:sz w:val="19"/>
         </w:rPr>
         <w:t xml:space="preserve">unauthorized </w:t>
@@ -4940,12 +5052,16 @@
       </w:r>
       <w:r>
         <w:rPr>
+          <w:b/>
+          <w:color w:val="C00000"/>
           <w:sz w:val="19"/>
         </w:rPr>
         <w:t xml:space="preserve">exploiting </w:t>
       </w:r>
       <w:r>
         <w:rPr>
+          <w:b/>
+          <w:color w:val="C00000"/>
           <w:sz w:val="19"/>
         </w:rPr>
         <w:t xml:space="preserve">vulnerabilities </w:t>
@@ -4984,6 +5100,8 @@
       </w:r>
       <w:r>
         <w:rPr>
+          <w:b/>
+          <w:color w:val="C00000"/>
           <w:sz w:val="19"/>
         </w:rPr>
         <w:t xml:space="preserve">hacker </w:t>
@@ -5165,6 +5283,8 @@
       </w:r>
       <w:r>
         <w:rPr>
+          <w:b/>
+          <w:color w:val="C05500"/>
           <w:sz w:val="19"/>
         </w:rPr>
         <w:t xml:space="preserve">Security </w:t>
@@ -5261,6 +5381,8 @@
       </w:r>
       <w:r>
         <w:rPr>
+          <w:b/>
+          <w:color w:val="C05500"/>
           <w:sz w:val="19"/>
         </w:rPr>
         <w:t xml:space="preserve">fix </w:t>
@@ -5273,6 +5395,8 @@
       </w:r>
       <w:r>
         <w:rPr>
+          <w:b/>
+          <w:color w:val="C00000"/>
           <w:sz w:val="19"/>
         </w:rPr>
         <w:t xml:space="preserve">flaws </w:t>
@@ -5333,6 +5457,8 @@
       </w:r>
       <w:r>
         <w:rPr>
+          <w:b/>
+          <w:color w:val="C05500"/>
           <w:sz w:val="19"/>
         </w:rPr>
         <w:t xml:space="preserve">security; </w:t>
@@ -5457,32 +5583,40 @@
       </w:r>
       <w:r>
         <w:rPr>
-          <w:sz w:val="19"/>
-        </w:rPr>
-        <w:t xml:space="preserve">disclose </w:t>
-      </w:r>
-      <w:r>
-        <w:rPr>
-          <w:sz w:val="19"/>
-        </w:rPr>
-        <w:t xml:space="preserve">vulnerabilities </w:t>
-      </w:r>
-      <w:r>
-        <w:rPr>
           <w:b/>
           <w:color w:val="C00000"/>
           <w:sz w:val="19"/>
         </w:rPr>
+        <w:t xml:space="preserve">disclose </w:t>
+      </w:r>
+      <w:r>
+        <w:rPr>
+          <w:b/>
+          <w:color w:val="C00000"/>
+          <w:sz w:val="19"/>
+        </w:rPr>
+        <w:t xml:space="preserve">vulnerabilities </w:t>
+      </w:r>
+      <w:r>
+        <w:rPr>
+          <w:b/>
+          <w:color w:val="C00000"/>
+          <w:sz w:val="19"/>
+        </w:rPr>
         <w:t xml:space="preserve">before </w:t>
       </w:r>
       <w:r>
         <w:rPr>
+          <w:b/>
+          <w:color w:val="C00000"/>
           <w:sz w:val="19"/>
         </w:rPr>
         <w:t xml:space="preserve">attackers </w:t>
       </w:r>
       <w:r>
         <w:rPr>
+          <w:b/>
+          <w:color w:val="C00000"/>
           <w:sz w:val="19"/>
         </w:rPr>
         <w:t xml:space="preserve">exploit </w:t>
@@ -5527,6 +5661,8 @@
       </w:r>
       <w:r>
         <w:rPr>
+          <w:b/>
+          <w:color w:val="C00000"/>
           <w:sz w:val="19"/>
         </w:rPr>
         <w:t xml:space="preserve">attackers. </w:t>
@@ -5575,6 +5711,8 @@
       </w:r>
       <w:r>
         <w:rPr>
+          <w:b/>
+          <w:color w:val="C05500"/>
           <w:sz w:val="19"/>
         </w:rPr>
         <w:t xml:space="preserve">security </w:t>
@@ -5613,12 +5751,16 @@
       </w:r>
       <w:r>
         <w:rPr>
+          <w:b/>
+          <w:color w:val="C05500"/>
           <w:sz w:val="19"/>
         </w:rPr>
         <w:t xml:space="preserve">fixed </w:t>
       </w:r>
       <w:r>
         <w:rPr>
+          <w:b/>
+          <w:color w:val="C00000"/>
           <w:sz w:val="19"/>
         </w:rPr>
         <w:t xml:space="preserve">vulnerabilities </w:t>
@@ -5695,46 +5837,50 @@
       </w:r>
       <w:r>
         <w:rPr>
-          <w:sz w:val="19"/>
-        </w:rPr>
-        <w:t xml:space="preserve">vulnerabilities </w:t>
-      </w:r>
-      <w:r>
-        <w:rPr>
-          <w:sz w:val="19"/>
-        </w:rPr>
-        <w:t xml:space="preserve">based </w:t>
-      </w:r>
-      <w:r>
-        <w:rPr>
-          <w:sz w:val="19"/>
-        </w:rPr>
-        <w:t xml:space="preserve">on </w:t>
-      </w:r>
-      <w:r>
-        <w:rPr>
-          <w:sz w:val="19"/>
-        </w:rPr>
-        <w:t xml:space="preserve">risk </w:t>
-      </w:r>
-      <w:r>
-        <w:rPr>
-          <w:sz w:val="19"/>
-        </w:rPr>
-        <w:t xml:space="preserve">level </w:t>
-      </w:r>
-      <w:r>
-        <w:rPr>
-          <w:sz w:val="19"/>
-        </w:rPr>
-        <w:t xml:space="preserve">— </w:t>
-      </w:r>
-      <w:r>
-        <w:rPr>
           <w:b/>
           <w:color w:val="C00000"/>
           <w:sz w:val="19"/>
         </w:rPr>
+        <w:t xml:space="preserve">vulnerabilities </w:t>
+      </w:r>
+      <w:r>
+        <w:rPr>
+          <w:sz w:val="19"/>
+        </w:rPr>
+        <w:t xml:space="preserve">based </w:t>
+      </w:r>
+      <w:r>
+        <w:rPr>
+          <w:sz w:val="19"/>
+        </w:rPr>
+        <w:t xml:space="preserve">on </w:t>
+      </w:r>
+      <w:r>
+        <w:rPr>
+          <w:b/>
+          <w:color w:val="C00000"/>
+          <w:sz w:val="19"/>
+        </w:rPr>
+        <w:t xml:space="preserve">risk </w:t>
+      </w:r>
+      <w:r>
+        <w:rPr>
+          <w:sz w:val="19"/>
+        </w:rPr>
+        <w:t xml:space="preserve">level </w:t>
+      </w:r>
+      <w:r>
+        <w:rPr>
+          <w:sz w:val="19"/>
+        </w:rPr>
+        <w:t xml:space="preserve">— </w:t>
+      </w:r>
+      <w:r>
+        <w:rPr>
+          <w:b/>
+          <w:color w:val="C00000"/>
+          <w:sz w:val="19"/>
+        </w:rPr>
         <w:t xml:space="preserve">not </w:t>
       </w:r>
       <w:r>
@@ -5747,6 +5893,8 @@
       </w:r>
       <w:r>
         <w:rPr>
+          <w:b/>
+          <w:color w:val="C00000"/>
           <w:sz w:val="19"/>
         </w:rPr>
         <w:t xml:space="preserve">vulnerabilities </w:t>
@@ -5765,6 +5913,8 @@
       </w:r>
       <w:r>
         <w:rPr>
+          <w:b/>
+          <w:color w:val="C05500"/>
           <w:sz w:val="19"/>
         </w:rPr>
         <w:t xml:space="preserve">fixes. </w:t>
@@ -5898,6 +6048,8 @@
       </w:r>
       <w:r>
         <w:rPr>
+          <w:b/>
+          <w:color w:val="C05500"/>
           <w:sz w:val="19"/>
         </w:rPr>
         <w:t xml:space="preserve">Fixing </w:t>
@@ -5910,6 +6062,8 @@
       </w:r>
       <w:r>
         <w:rPr>
+          <w:b/>
+          <w:color w:val="C00000"/>
           <w:sz w:val="19"/>
         </w:rPr>
         <w:t xml:space="preserve">vulnerability </w:t>
@@ -5970,6 +6124,8 @@
       </w:r>
       <w:r>
         <w:rPr>
+          <w:b/>
+          <w:color w:val="C05500"/>
           <w:sz w:val="19"/>
         </w:rPr>
         <w:t xml:space="preserve">fixing </w:t>
@@ -6042,6 +6198,8 @@
       </w:r>
       <w:r>
         <w:rPr>
+          <w:b/>
+          <w:color w:val="C05500"/>
           <w:sz w:val="19"/>
         </w:rPr>
         <w:t xml:space="preserve">encrypted </w:t>
@@ -6164,6 +6322,8 @@
       </w:r>
       <w:r>
         <w:rPr>
+          <w:b/>
+          <w:color w:val="C05500"/>
           <w:sz w:val="19"/>
         </w:rPr>
         <w:t xml:space="preserve">security. </w:t>
@@ -6212,6 +6372,8 @@
       </w:r>
       <w:r>
         <w:rPr>
+          <w:b/>
+          <w:color w:val="C00000"/>
           <w:sz w:val="19"/>
         </w:rPr>
         <w:t xml:space="preserve">vulnerabilities. </w:t>
@@ -6336,6 +6498,8 @@
       </w:r>
       <w:r>
         <w:rPr>
+          <w:b/>
+          <w:color w:val="C00000"/>
           <w:sz w:val="19"/>
         </w:rPr>
         <w:t xml:space="preserve">weak </w:t>
@@ -6680,6 +6844,8 @@
       </w:r>
       <w:r>
         <w:rPr>
+          <w:b/>
+          <w:color w:val="C05500"/>
           <w:sz w:val="19"/>
         </w:rPr>
         <w:t xml:space="preserve">security </w:t>
@@ -6796,6 +6962,8 @@
       </w:r>
       <w:r>
         <w:rPr>
+          <w:b/>
+          <w:color w:val="C05500"/>
           <w:sz w:val="19"/>
         </w:rPr>
         <w:t xml:space="preserve">hash </w:t>
@@ -6832,6 +7000,8 @@
       </w:r>
       <w:r>
         <w:rPr>
+          <w:b/>
+          <w:color w:val="C05500"/>
           <w:sz w:val="19"/>
         </w:rPr>
         <w:t xml:space="preserve">salt </w:t>
@@ -6995,6 +7165,8 @@
       </w:r>
       <w:r>
         <w:rPr>
+          <w:b/>
+          <w:color w:val="C00000"/>
           <w:sz w:val="19"/>
         </w:rPr>
         <w:t xml:space="preserve">vulnerabilities </w:t>
@@ -7071,6 +7243,8 @@
       </w:r>
       <w:r>
         <w:rPr>
+          <w:b/>
+          <w:color w:val="C00000"/>
           <w:sz w:val="19"/>
         </w:rPr>
         <w:t xml:space="preserve">Vulnerability </w:t>
@@ -7203,6 +7377,8 @@
       </w:r>
       <w:r>
         <w:rPr>
+          <w:b/>
+          <w:color w:val="C05500"/>
           <w:sz w:val="19"/>
         </w:rPr>
         <w:t xml:space="preserve">blocks </w:t>
@@ -7235,52 +7411,54 @@
       </w:r>
       <w:r>
         <w:rPr>
-          <w:sz w:val="19"/>
-        </w:rPr>
-        <w:t xml:space="preserve">protects </w:t>
-      </w:r>
-      <w:r>
-        <w:rPr>
-          <w:sz w:val="19"/>
-        </w:rPr>
-        <w:t xml:space="preserve">if </w:t>
-      </w:r>
-      <w:r>
-        <w:rPr>
-          <w:sz w:val="19"/>
-        </w:rPr>
-        <w:t xml:space="preserve">you </w:t>
-      </w:r>
-      <w:r>
-        <w:rPr>
-          <w:sz w:val="19"/>
-        </w:rPr>
-        <w:t xml:space="preserve">have </w:t>
-      </w:r>
-      <w:r>
-        <w:rPr>
-          <w:sz w:val="19"/>
-        </w:rPr>
-        <w:t xml:space="preserve">perfect </w:t>
-      </w:r>
-      <w:r>
-        <w:rPr>
-          <w:sz w:val="19"/>
-        </w:rPr>
-        <w:t xml:space="preserve">knowledge </w:t>
-      </w:r>
-      <w:r>
-        <w:rPr>
-          <w:sz w:val="19"/>
-        </w:rPr>
-        <w:t xml:space="preserve">of </w:t>
-      </w:r>
-      <w:r>
-        <w:rPr>
           <w:b/>
           <w:color w:val="C05500"/>
           <w:sz w:val="19"/>
         </w:rPr>
+        <w:t xml:space="preserve">protects </w:t>
+      </w:r>
+      <w:r>
+        <w:rPr>
+          <w:sz w:val="19"/>
+        </w:rPr>
+        <w:t xml:space="preserve">if </w:t>
+      </w:r>
+      <w:r>
+        <w:rPr>
+          <w:sz w:val="19"/>
+        </w:rPr>
+        <w:t xml:space="preserve">you </w:t>
+      </w:r>
+      <w:r>
+        <w:rPr>
+          <w:sz w:val="19"/>
+        </w:rPr>
+        <w:t xml:space="preserve">have </w:t>
+      </w:r>
+      <w:r>
+        <w:rPr>
+          <w:sz w:val="19"/>
+        </w:rPr>
+        <w:t xml:space="preserve">perfect </w:t>
+      </w:r>
+      <w:r>
+        <w:rPr>
+          <w:sz w:val="19"/>
+        </w:rPr>
+        <w:t xml:space="preserve">knowledge </w:t>
+      </w:r>
+      <w:r>
+        <w:rPr>
+          <w:sz w:val="19"/>
+        </w:rPr>
+        <w:t xml:space="preserve">of </w:t>
+      </w:r>
+      <w:r>
+        <w:rPr>
+          <w:b/>
+          <w:color w:val="C05500"/>
+          <w:sz w:val="19"/>
+        </w:rPr>
         <w:t xml:space="preserve">all </w:t>
       </w:r>
       <w:r>
@@ -7303,6 +7481,8 @@
       </w:r>
       <w:r>
         <w:rPr>
+          <w:b/>
+          <w:color w:val="C00000"/>
           <w:sz w:val="19"/>
         </w:rPr>
         <w:t xml:space="preserve">threats </w:t>
@@ -7403,6 +7583,8 @@
       </w:r>
       <w:r>
         <w:rPr>
+          <w:b/>
+          <w:color w:val="C05500"/>
           <w:sz w:val="19"/>
         </w:rPr>
         <w:t xml:space="preserve">blacklist. </w:t>
@@ -7672,6 +7854,8 @@
       </w:r>
       <w:r>
         <w:rPr>
+          <w:b/>
+          <w:color w:val="C00000"/>
           <w:sz w:val="19"/>
         </w:rPr>
         <w:t xml:space="preserve">vulnerability </w:t>
@@ -7818,6 +8002,8 @@
       </w:r>
       <w:r>
         <w:rPr>
+          <w:b/>
+          <w:color w:val="C00000"/>
           <w:sz w:val="19"/>
         </w:rPr>
         <w:t xml:space="preserve">vulnerabilities </w:t>
@@ -7918,6 +8104,8 @@
       </w:r>
       <w:r>
         <w:rPr>
+          <w:b/>
+          <w:color w:val="C05500"/>
           <w:sz w:val="19"/>
         </w:rPr>
         <w:t xml:space="preserve">detects </w:t>
@@ -7930,6 +8118,8 @@
       </w:r>
       <w:r>
         <w:rPr>
+          <w:b/>
+          <w:color w:val="C00000"/>
           <w:sz w:val="19"/>
         </w:rPr>
         <w:t xml:space="preserve">vulnerabilities </w:t>
@@ -7968,6 +8158,8 @@
       </w:r>
       <w:r>
         <w:rPr>
+          <w:b/>
+          <w:color w:val="C05500"/>
           <w:sz w:val="19"/>
         </w:rPr>
         <w:t xml:space="preserve">Verifies </w:t>
@@ -7980,12 +8172,16 @@
       </w:r>
       <w:r>
         <w:rPr>
+          <w:b/>
+          <w:color w:val="C05500"/>
           <w:sz w:val="19"/>
         </w:rPr>
         <w:t xml:space="preserve">fixed </w:t>
       </w:r>
       <w:r>
         <w:rPr>
+          <w:b/>
+          <w:color w:val="C00000"/>
           <w:sz w:val="19"/>
         </w:rPr>
         <w:t xml:space="preserve">vulnerabilities </w:t>
@@ -8312,6 +8508,8 @@
       </w:r>
       <w:r>
         <w:rPr>
+          <w:b/>
+          <w:color w:val="C00000"/>
           <w:sz w:val="19"/>
         </w:rPr>
         <w:t xml:space="preserve">vulnerabilities </w:t>
@@ -8416,6 +8614,8 @@
       </w:r>
       <w:r>
         <w:rPr>
+          <w:b/>
+          <w:color w:val="C00000"/>
           <w:sz w:val="19"/>
         </w:rPr>
         <w:t xml:space="preserve">vulnerabilities </w:t>
@@ -8486,6 +8686,8 @@
       </w:r>
       <w:r>
         <w:rPr>
+          <w:b/>
+          <w:color w:val="C05500"/>
           <w:sz w:val="19"/>
         </w:rPr>
         <w:t xml:space="preserve">verify </w:t>
@@ -8522,6 +8724,8 @@
       </w:r>
       <w:r>
         <w:rPr>
+          <w:b/>
+          <w:color w:val="C00000"/>
           <w:sz w:val="19"/>
         </w:rPr>
         <w:t xml:space="preserve">false </w:t>
@@ -8558,6 +8762,8 @@
       </w:r>
       <w:r>
         <w:rPr>
+          <w:b/>
+          <w:color w:val="C05500"/>
           <w:sz w:val="19"/>
         </w:rPr>
         <w:t xml:space="preserve">fixing. </w:t>
@@ -8608,6 +8814,8 @@
       </w:r>
       <w:r>
         <w:rPr>
+          <w:b/>
+          <w:color w:val="C00000"/>
           <w:sz w:val="19"/>
         </w:rPr>
         <w:t xml:space="preserve">vulnerabilities </w:t>
@@ -8650,6 +8858,8 @@
       </w:r>
       <w:r>
         <w:rPr>
+          <w:b/>
+          <w:color w:val="C00000"/>
           <w:sz w:val="19"/>
         </w:rPr>
         <w:t xml:space="preserve">damage. </w:t>
@@ -8706,6 +8916,8 @@
       </w:r>
       <w:r>
         <w:rPr>
+          <w:b/>
+          <w:color w:val="C00000"/>
           <w:sz w:val="19"/>
         </w:rPr>
         <w:t xml:space="preserve">vulnerability </w:t>
@@ -8718,6 +8930,8 @@
       </w:r>
       <w:r>
         <w:rPr>
+          <w:b/>
+          <w:color w:val="C05500"/>
           <w:sz w:val="19"/>
         </w:rPr>
         <w:t xml:space="preserve">constant </w:t>
@@ -8780,6 +8994,8 @@
       </w:r>
       <w:r>
         <w:rPr>
+          <w:b/>
+          <w:color w:val="C00000"/>
           <w:sz w:val="19"/>
         </w:rPr>
         <w:t xml:space="preserve">severity </w:t>
@@ -8804,6 +9020,8 @@
       </w:r>
       <w:r>
         <w:rPr>
+          <w:b/>
+          <w:color w:val="C05500"/>
           <w:sz w:val="19"/>
         </w:rPr>
         <w:t xml:space="preserve">availability </w:t>
@@ -8816,12 +9034,16 @@
       </w:r>
       <w:r>
         <w:rPr>
+          <w:b/>
+          <w:color w:val="C00000"/>
           <w:sz w:val="19"/>
         </w:rPr>
         <w:t xml:space="preserve">exploits, </w:t>
       </w:r>
       <w:r>
         <w:rPr>
+          <w:b/>
+          <w:color w:val="C05500"/>
           <w:sz w:val="19"/>
         </w:rPr>
         <w:t xml:space="preserve">patches, </w:t>
@@ -8858,6 +9080,8 @@
       </w:r>
       <w:r>
         <w:rPr>
+          <w:b/>
+          <w:color w:val="C00000"/>
           <w:sz w:val="19"/>
         </w:rPr>
         <w:t xml:space="preserve">risk. </w:t>
@@ -8884,6 +9108,8 @@
       </w:r>
       <w:r>
         <w:rPr>
+          <w:b/>
+          <w:color w:val="C00000"/>
           <w:sz w:val="19"/>
         </w:rPr>
         <w:t xml:space="preserve">vulnerability </w:t>
@@ -8920,6 +9146,8 @@
       </w:r>
       <w:r>
         <w:rPr>
+          <w:b/>
+          <w:color w:val="C05500"/>
           <w:sz w:val="19"/>
         </w:rPr>
         <w:t xml:space="preserve">security </w:t>
@@ -9095,6 +9323,8 @@
       </w:r>
       <w:r>
         <w:rPr>
+          <w:b/>
+          <w:color w:val="C05500"/>
           <w:sz w:val="19"/>
         </w:rPr>
         <w:t xml:space="preserve">sanitize </w:t>
@@ -9203,6 +9433,8 @@
       </w:r>
       <w:r>
         <w:rPr>
+          <w:b/>
+          <w:color w:val="C05500"/>
           <w:sz w:val="19"/>
         </w:rPr>
         <w:t xml:space="preserve">validated. </w:t>
@@ -9369,6 +9601,8 @@
       </w:r>
       <w:r>
         <w:rPr>
+          <w:b/>
+          <w:color w:val="C05500"/>
           <w:sz w:val="19"/>
         </w:rPr>
         <w:t xml:space="preserve">safe </w:t>
@@ -9417,6 +9651,8 @@
       </w:r>
       <w:r>
         <w:rPr>
+          <w:b/>
+          <w:color w:val="C00000"/>
           <w:sz w:val="19"/>
         </w:rPr>
         <w:t xml:space="preserve">dangerous </w:t>
@@ -9505,40 +9741,42 @@
       </w:r>
       <w:r>
         <w:rPr>
-          <w:sz w:val="19"/>
-        </w:rPr>
-        <w:t xml:space="preserve">dangerous </w:t>
-      </w:r>
-      <w:r>
-        <w:rPr>
-          <w:sz w:val="19"/>
-        </w:rPr>
-        <w:t xml:space="preserve">content </w:t>
-      </w:r>
-      <w:r>
-        <w:rPr>
-          <w:sz w:val="19"/>
-        </w:rPr>
-        <w:t xml:space="preserve">from </w:t>
-      </w:r>
-      <w:r>
-        <w:rPr>
-          <w:sz w:val="19"/>
-        </w:rPr>
-        <w:t xml:space="preserve">user </w:t>
-      </w:r>
-      <w:r>
-        <w:rPr>
-          <w:sz w:val="19"/>
-        </w:rPr>
-        <w:t xml:space="preserve">input. </w:t>
-      </w:r>
-      <w:r>
-        <w:rPr>
           <w:b/>
           <w:color w:val="C00000"/>
           <w:sz w:val="19"/>
         </w:rPr>
+        <w:t xml:space="preserve">dangerous </w:t>
+      </w:r>
+      <w:r>
+        <w:rPr>
+          <w:sz w:val="19"/>
+        </w:rPr>
+        <w:t xml:space="preserve">content </w:t>
+      </w:r>
+      <w:r>
+        <w:rPr>
+          <w:sz w:val="19"/>
+        </w:rPr>
+        <w:t xml:space="preserve">from </w:t>
+      </w:r>
+      <w:r>
+        <w:rPr>
+          <w:sz w:val="19"/>
+        </w:rPr>
+        <w:t xml:space="preserve">user </w:t>
+      </w:r>
+      <w:r>
+        <w:rPr>
+          <w:sz w:val="19"/>
+        </w:rPr>
+        <w:t xml:space="preserve">input. </w:t>
+      </w:r>
+      <w:r>
+        <w:rPr>
+          <w:b/>
+          <w:color w:val="C00000"/>
+          <w:sz w:val="19"/>
+        </w:rPr>
         <w:t xml:space="preserve">Must </w:t>
       </w:r>
       <w:r>
@@ -9579,6 +9817,8 @@
       </w:r>
       <w:r>
         <w:rPr>
+          <w:b/>
+          <w:color w:val="C05500"/>
           <w:sz w:val="19"/>
         </w:rPr>
         <w:t xml:space="preserve">block </w:t>
@@ -9689,6 +9929,8 @@
       </w:r>
       <w:r>
         <w:rPr>
+          <w:b/>
+          <w:color w:val="C00000"/>
           <w:sz w:val="19"/>
         </w:rPr>
         <w:t xml:space="preserve">malicious </w:t>
@@ -9733,58 +9975,62 @@
       </w:r>
       <w:r>
         <w:rPr>
-          <w:sz w:val="19"/>
-        </w:rPr>
-        <w:t xml:space="preserve">token </w:t>
-      </w:r>
-      <w:r>
-        <w:rPr>
-          <w:sz w:val="19"/>
-        </w:rPr>
-        <w:t xml:space="preserve">embedded </w:t>
-      </w:r>
-      <w:r>
-        <w:rPr>
-          <w:sz w:val="19"/>
-        </w:rPr>
-        <w:t xml:space="preserve">in </w:t>
-      </w:r>
-      <w:r>
-        <w:rPr>
-          <w:sz w:val="19"/>
-        </w:rPr>
-        <w:t xml:space="preserve">forms; </w:t>
-      </w:r>
-      <w:r>
-        <w:rPr>
-          <w:sz w:val="19"/>
-        </w:rPr>
-        <w:t xml:space="preserve">server </w:t>
-      </w:r>
-      <w:r>
-        <w:rPr>
-          <w:sz w:val="19"/>
-        </w:rPr>
-        <w:t xml:space="preserve">validates </w:t>
-      </w:r>
-      <w:r>
-        <w:rPr>
-          <w:sz w:val="19"/>
-        </w:rPr>
-        <w:t xml:space="preserve">it </w:t>
-      </w:r>
-      <w:r>
-        <w:rPr>
-          <w:sz w:val="19"/>
-        </w:rPr>
-        <w:t xml:space="preserve">on </w:t>
-      </w:r>
-      <w:r>
-        <w:rPr>
           <w:b/>
           <w:color w:val="C05500"/>
           <w:sz w:val="19"/>
         </w:rPr>
+        <w:t xml:space="preserve">token </w:t>
+      </w:r>
+      <w:r>
+        <w:rPr>
+          <w:sz w:val="19"/>
+        </w:rPr>
+        <w:t xml:space="preserve">embedded </w:t>
+      </w:r>
+      <w:r>
+        <w:rPr>
+          <w:sz w:val="19"/>
+        </w:rPr>
+        <w:t xml:space="preserve">in </w:t>
+      </w:r>
+      <w:r>
+        <w:rPr>
+          <w:sz w:val="19"/>
+        </w:rPr>
+        <w:t xml:space="preserve">forms; </w:t>
+      </w:r>
+      <w:r>
+        <w:rPr>
+          <w:sz w:val="19"/>
+        </w:rPr>
+        <w:t xml:space="preserve">server </w:t>
+      </w:r>
+      <w:r>
+        <w:rPr>
+          <w:b/>
+          <w:color w:val="C05500"/>
+          <w:sz w:val="19"/>
+        </w:rPr>
+        <w:t xml:space="preserve">validates </w:t>
+      </w:r>
+      <w:r>
+        <w:rPr>
+          <w:sz w:val="19"/>
+        </w:rPr>
+        <w:t xml:space="preserve">it </w:t>
+      </w:r>
+      <w:r>
+        <w:rPr>
+          <w:sz w:val="19"/>
+        </w:rPr>
+        <w:t xml:space="preserve">on </w:t>
+      </w:r>
+      <w:r>
+        <w:rPr>
+          <w:b/>
+          <w:color w:val="C05500"/>
+          <w:sz w:val="19"/>
+        </w:rPr>
         <w:t xml:space="preserve">every </w:t>
       </w:r>
       <w:r>
@@ -9821,6 +10067,8 @@
       </w:r>
       <w:r>
         <w:rPr>
+          <w:b/>
+          <w:color w:val="C00000"/>
           <w:sz w:val="19"/>
         </w:rPr>
         <w:t xml:space="preserve">forged </w:t>
@@ -9833,6 +10081,8 @@
       </w:r>
       <w:r>
         <w:rPr>
+          <w:b/>
+          <w:color w:val="C00000"/>
           <w:sz w:val="19"/>
         </w:rPr>
         <w:t xml:space="preserve">attackers. </w:t>
@@ -9865,6 +10115,8 @@
       </w:r>
       <w:r>
         <w:rPr>
+          <w:b/>
+          <w:color w:val="C05500"/>
           <w:sz w:val="19"/>
         </w:rPr>
         <w:t xml:space="preserve">preventing </w:t>
@@ -9925,6 +10177,8 @@
       </w:r>
       <w:r>
         <w:rPr>
+          <w:b/>
+          <w:color w:val="C00000"/>
           <w:sz w:val="19"/>
         </w:rPr>
         <w:t xml:space="preserve">attack </w:t>
@@ -10243,6 +10497,8 @@
       </w:r>
       <w:r>
         <w:rPr>
+          <w:b/>
+          <w:color w:val="C05500"/>
           <w:sz w:val="19"/>
         </w:rPr>
         <w:t xml:space="preserve">blocking </w:t>
